--- a/output/docx/en/BUFRCREX_CodeFlag_en_31.docx
+++ b/output/docx/en/BUFRCREX_CodeFlag_en_31.docx
@@ -1004,7 +1004,7 @@
                 <w:b w:val="0"/>
                 <w:sz w:val="16"/>
               </w:rPr>
-              <w:t>Note 74: To represent Intensity of precipitation, type of precipitation and state of functionality, 0 20 024 (Code table), 0 20 021 (Flag table) and 0 33 005 (Flag table) are used, respectively.</w:t>
+              <w:t>Note CF74: The code figure 21 may be used within corrected messages with the substituted/corrected values identified.</w:t>
             </w:r>
           </w:p>
         </w:tc>
@@ -1175,7 +1175,7 @@
           <w:i/>
           <w:sz w:val="14"/>
         </w:rPr>
-        <w:t>Note 19: Associated field significance shall be used initially in conjunction with the quality of observed data.</w:t>
+        <w:t>Note CF19: Associated field significance shall be used initially in conjunction with the quality of observed data.</w:t>
       </w:r>
     </w:p>
     <w:p>
@@ -1185,7 +1185,7 @@
           <w:i/>
           <w:sz w:val="14"/>
         </w:rPr>
-        <w:t>Note 42: Further applications may be developed.</w:t>
+        <w:t>Note CF42: Further applications may be developed.</w:t>
       </w:r>
     </w:p>
     <w:p/>
